--- a/backtest_lab/reports/backtest_plan_and_flow_report.docx
+++ b/backtest_lab/reports/backtest_plan_and_flow_report.docx
@@ -108,7 +108,7 @@
         <w:t xml:space="preserve">Find A-F and A-H selections: </w:t>
       </w:r>
       <w:r>
-        <w:t>Evaluate every parameter set from January 1, 2022. A-F becomes actionable after the next-day F confirmation; A-H becomes actionable after G and the following completed-week H confirmation.</w:t>
+        <w:t>Evaluate every parameter set from January 1, 2022. A-F becomes actionable after MA20 crosses above MA50 on the next trading day. For A-H, G is anchored to the E signal week, H confirms WMA10 crossing above WMA30 on the following completed week, and entry waits until both F and H are observable.</w:t>
       </w:r>
     </w:p>
     <w:p>
@@ -299,7 +299,7 @@
               <w:rPr>
                 <w:sz w:val="17"/>
               </w:rPr>
-              <w:t>2%, 3%</w:t>
+              <w:t>5%, 10%</w:t>
             </w:r>
           </w:p>
         </w:tc>
@@ -375,7 +375,7 @@
               <w:rPr>
                 <w:sz w:val="17"/>
               </w:rPr>
-              <w:t>2%, 3%</w:t>
+              <w:t>5%, 10%</w:t>
             </w:r>
           </w:p>
         </w:tc>
@@ -775,7 +775,7 @@
               <w:rPr>
                 <w:sz w:val="17"/>
               </w:rPr>
-              <w:t>E / F</w:t>
+              <w:t>E</w:t>
             </w:r>
           </w:p>
         </w:tc>
@@ -852,7 +852,7 @@
               <w:rPr>
                 <w:sz w:val="17"/>
               </w:rPr>
-              <w:t>G / H</w:t>
+              <w:t>G</w:t>
             </w:r>
           </w:p>
         </w:tc>
@@ -1131,7 +1131,7 @@
               <w:rPr>
                 <w:sz w:val="17"/>
               </w:rPr>
-              <w:t>Next trading row</w:t>
+              <w:t>Next row: MA20 crosses above MA50</w:t>
             </w:r>
           </w:p>
         </w:tc>
@@ -1155,7 +1155,7 @@
               <w:rPr>
                 <w:sz w:val="17"/>
               </w:rPr>
-              <w:t>Next trading row</w:t>
+              <w:t>Next row: MA20 crosses above MA50</w:t>
             </w:r>
           </w:p>
         </w:tc>
@@ -1229,7 +1229,7 @@
               <w:rPr>
                 <w:sz w:val="17"/>
               </w:rPr>
-              <w:t>First completed official week on/after F</w:t>
+              <w:t>First completed official week ending on/after E</w:t>
             </w:r>
           </w:p>
         </w:tc>
@@ -1306,7 +1306,7 @@
               <w:rPr>
                 <w:sz w:val="17"/>
               </w:rPr>
-              <w:t>Following completed official week</w:t>
+              <w:t>Following week: WMA10 crosses above WMA30</w:t>
             </w:r>
           </w:p>
         </w:tc>
@@ -1380,7 +1380,7 @@
               <w:rPr>
                 <w:sz w:val="17"/>
               </w:rPr>
-              <w:t>H confirmation date</w:t>
+              <w:t>Later of F and H confirmation</w:t>
             </w:r>
           </w:p>
         </w:tc>
@@ -1457,7 +1457,7 @@
               <w:rPr>
                 <w:sz w:val="17"/>
               </w:rPr>
-              <w:t>H-confirmation weekly close</w:t>
+              <w:t>Price matching the actionable date</w:t>
             </w:r>
           </w:p>
         </w:tc>
@@ -2146,7 +2146,7 @@
               <w:rPr>
                 <w:sz w:val="17"/>
               </w:rPr>
-              <w:t>3,698</w:t>
+              <w:t>304</w:t>
             </w:r>
           </w:p>
         </w:tc>
@@ -2169,7 +2169,7 @@
               <w:rPr>
                 <w:sz w:val="17"/>
               </w:rPr>
-              <w:t>92</w:t>
+              <w:t>14</w:t>
             </w:r>
           </w:p>
         </w:tc>
@@ -2192,7 +2192,7 @@
               <w:rPr>
                 <w:sz w:val="17"/>
               </w:rPr>
-              <w:t>3,364</w:t>
+              <w:t>286</w:t>
             </w:r>
           </w:p>
         </w:tc>
@@ -2215,7 +2215,7 @@
               <w:rPr>
                 <w:sz w:val="17"/>
               </w:rPr>
-              <w:t>3,050</w:t>
+              <w:t>250</w:t>
             </w:r>
           </w:p>
         </w:tc>
@@ -2238,7 +2238,7 @@
               <w:rPr>
                 <w:sz w:val="17"/>
               </w:rPr>
-              <w:t>2,436</w:t>
+              <w:t>218</w:t>
             </w:r>
           </w:p>
         </w:tc>
@@ -2291,7 +2291,7 @@
               <w:rPr>
                 <w:sz w:val="17"/>
               </w:rPr>
-              <w:t>1,928</w:t>
+              <w:t>20</w:t>
             </w:r>
           </w:p>
         </w:tc>
@@ -2315,7 +2315,7 @@
               <w:rPr>
                 <w:sz w:val="17"/>
               </w:rPr>
-              <w:t>47</w:t>
+              <w:t>1</w:t>
             </w:r>
           </w:p>
         </w:tc>
@@ -2339,7 +2339,7 @@
               <w:rPr>
                 <w:sz w:val="17"/>
               </w:rPr>
-              <w:t>1,748</w:t>
+              <w:t>20</w:t>
             </w:r>
           </w:p>
         </w:tc>
@@ -2363,7 +2363,7 @@
               <w:rPr>
                 <w:sz w:val="17"/>
               </w:rPr>
-              <w:t>1,576</w:t>
+              <w:t>0</w:t>
             </w:r>
           </w:p>
         </w:tc>
@@ -2387,7 +2387,7 @@
               <w:rPr>
                 <w:sz w:val="17"/>
               </w:rPr>
-              <w:t>1,292</w:t>
+              <w:t>0</w:t>
             </w:r>
           </w:p>
         </w:tc>
@@ -2400,7 +2400,7 @@
     </w:p>
     <w:p>
       <w:r>
-        <w:t>All 192 parameter sets produced stored outcomes for both screens. Validation reported zero missing core price outcomes, zero confirmation-timing errors, zero inconsistent fixed-horizon rows, and zero invalid horizon dates.</w:t>
+        <w:t>All 192 parameter sets were evaluated; 100 produced A-F outcomes and 20 produced A-H outcomes. Validation reported zero missing core price outcomes, zero confirmation-timing errors, zero inconsistent fixed-horizon rows, and zero invalid horizon dates. A-H currently has no completed 1-year or 2-year outcomes.</w:t>
       </w:r>
     </w:p>
     <w:p>
@@ -2456,7 +2456,7 @@
         <w:pStyle w:val="ListBullet"/>
       </w:pPr>
       <w:r>
-        <w:t>The current design does not simulate repeated entries, portfolio sizing, transaction costs, or overlapping-position capital constraints.</w:t>
+        <w:t>The design does not simulate repeated entries, portfolio sizing, transaction costs, or overlapping capital.</w:t>
       </w:r>
     </w:p>
     <w:p>
@@ -2472,7 +2472,7 @@
         <w:pStyle w:val="ListBullet"/>
       </w:pPr>
       <w:r>
-        <w:t>Fixed-horizon outcomes describe hypothetical holding periods, not an implemented exit strategy.</w:t>
+        <w:t>Fixed-horizon outcomes are hypothetical holding periods, not an exit strategy.</w:t>
       </w:r>
     </w:p>
     <w:sectPr>
@@ -2498,7 +2498,7 @@
       <w:rPr>
         <w:color w:val="5C6B80"/>
       </w:rPr>
-      <w:t>Verified June 10, 2026</w:t>
+      <w:t>Verified June 11, 2026</w:t>
     </w:r>
   </w:p>
 </w:ftr>
@@ -3418,12 +3418,12 @@
       <w:numPr>
         <w:numId w:val="1"/>
       </w:numPr>
-      <w:spacing w:after="100" w:line="264" w:lineRule="auto"/>
+      <w:spacing w:after="80" w:line="264" w:lineRule="auto"/>
       <w:contextualSpacing/>
     </w:pPr>
     <w:rPr>
       <w:rFonts w:ascii="Calibri" w:hAnsi="Calibri"/>
-      <w:sz w:val="21"/>
+      <w:sz w:val="20"/>
     </w:rPr>
   </w:style>
   <w:style w:type="paragraph" w:styleId="ListBullet2">
@@ -3462,12 +3462,12 @@
       <w:numPr>
         <w:numId w:val="5"/>
       </w:numPr>
-      <w:spacing w:after="100" w:line="264" w:lineRule="auto"/>
+      <w:spacing w:after="80" w:line="264" w:lineRule="auto"/>
       <w:contextualSpacing/>
     </w:pPr>
     <w:rPr>
       <w:rFonts w:ascii="Calibri" w:hAnsi="Calibri"/>
-      <w:sz w:val="21"/>
+      <w:sz w:val="20"/>
     </w:rPr>
   </w:style>
   <w:style w:type="paragraph" w:styleId="ListNumber2">
